--- a/docs/07_HWE.1_HW요구사항/HRS-PLT-001_HW요구사항명세서_v1.0.docx
+++ b/docs/07_HWE.1_HW요구사항/HRS-PLT-001_HW요구사항명세서_v1.0.docx
@@ -3400,7 +3400,7 @@
                 <w:szCs w:val="18"/>
                 <w:color w:val="1E2A36"/>
               </w:rPr>
-              <w:t>HWR-02, HWR-04</w:t>
+              <w:t>HWR-04</w:t>
             </w:r>
           </w:p>
         </w:tc>
@@ -3516,7 +3516,7 @@
                 <w:szCs w:val="18"/>
                 <w:color w:val="1E2A36"/>
               </w:rPr>
-              <w:t>HWR-04</w:t>
+              <w:t>HWR-05</w:t>
             </w:r>
           </w:p>
         </w:tc>
@@ -3634,7 +3634,125 @@
                 <w:szCs w:val="18"/>
                 <w:color w:val="1E2A36"/>
               </w:rPr>
-              <w:t>HWR-05, HWR-06, HWR-07</w:t>
+              <w:t>HWR-06, HWR-07, HWR-08</w:t>
+            </w:r>
+          </w:p>
+        </w:tc>
+      </w:tr>
+      <w:tr>
+        <w:tc>
+          <w:tcPr>
+            <w:tcW w:w="1400" w:type="dxa"/>
+            <w:tcBorders>
+              <w:top w:val="single" w:sz="4" w:space="0" w:color="CCCCCC"/>
+              <w:left w:val="single" w:sz="4" w:space="0" w:color="CCCCCC"/>
+              <w:bottom w:val="single" w:sz="4" w:space="0" w:color="CCCCCC"/>
+              <w:right w:val="single" w:sz="4" w:space="0" w:color="CCCCCC"/>
+            </w:tcBorders>
+            <w:shd w:val="clear" w:color="auto" w:fill="EEF2F6"/>
+            <w:tcMar>
+              <w:top w:w="60" w:type="dxa"/>
+              <w:left w:w="110" w:type="dxa"/>
+              <w:bottom w:w="60" w:type="dxa"/>
+              <w:right w:w="110" w:type="dxa"/>
+            </w:tcMar>
+            <w:vAlign w:val="center"/>
+          </w:tcPr>
+          <w:p>
+            <w:pPr>
+              <w:rPr>
+                <w:rFonts w:ascii="Arial" w:eastAsia="Arial" w:hAnsi="Arial" w:cs="Arial"/>
+                <w:sz w:val="18"/>
+                <w:szCs w:val="18"/>
+                <w:b/>
+                <w:color w:val="2E3A4D"/>
+              </w:rPr>
+            </w:pPr>
+            <w:r>
+              <w:rPr>
+                <w:rFonts w:ascii="Arial" w:eastAsia="Arial" w:hAnsi="Arial" w:cs="Arial"/>
+                <w:sz w:val="18"/>
+                <w:szCs w:val="18"/>
+                <w:b/>
+                <w:color w:val="2E3A4D"/>
+              </w:rPr>
+              <w:t>CONS-05</w:t>
+            </w:r>
+          </w:p>
+        </w:tc>
+        <w:tc>
+          <w:tcPr>
+            <w:tcW w:w="6700" w:type="dxa"/>
+            <w:tcBorders>
+              <w:top w:val="single" w:sz="4" w:space="0" w:color="CCCCCC"/>
+              <w:left w:val="single" w:sz="4" w:space="0" w:color="CCCCCC"/>
+              <w:bottom w:val="single" w:sz="4" w:space="0" w:color="CCCCCC"/>
+              <w:right w:val="single" w:sz="4" w:space="0" w:color="CCCCCC"/>
+            </w:tcBorders>
+            <w:shd w:val="clear" w:color="auto" w:fill="F4F7FA"/>
+            <w:tcMar>
+              <w:top w:w="60" w:type="dxa"/>
+              <w:left w:w="110" w:type="dxa"/>
+              <w:bottom w:w="60" w:type="dxa"/>
+              <w:right w:w="110" w:type="dxa"/>
+            </w:tcMar>
+            <w:vAlign w:val="center"/>
+          </w:tcPr>
+          <w:p>
+            <w:pPr>
+              <w:rPr>
+                <w:rFonts w:ascii="Arial" w:eastAsia="Arial" w:hAnsi="Arial" w:cs="Arial"/>
+                <w:sz w:val="18"/>
+                <w:szCs w:val="18"/>
+                <w:color w:val="1E2A36"/>
+              </w:rPr>
+            </w:pPr>
+            <w:r>
+              <w:rPr>
+                <w:rFonts w:ascii="Arial" w:eastAsia="Arial" w:hAnsi="Arial" w:cs="Arial"/>
+                <w:sz w:val="18"/>
+                <w:szCs w:val="18"/>
+                <w:color w:val="1E2A36"/>
+              </w:rPr>
+              <w:t>운동상태 측정 센서(IMU·자이로·휠 엔코더)를 포함하지 않는다. 속도·요·가속도는 측정하지 않고 명령·추정만 사용한다.</w:t>
+            </w:r>
+          </w:p>
+        </w:tc>
+        <w:tc>
+          <w:tcPr>
+            <w:tcW w:w="1646" w:type="dxa"/>
+            <w:tcBorders>
+              <w:top w:val="single" w:sz="4" w:space="0" w:color="CCCCCC"/>
+              <w:left w:val="single" w:sz="4" w:space="0" w:color="CCCCCC"/>
+              <w:bottom w:val="single" w:sz="4" w:space="0" w:color="CCCCCC"/>
+              <w:right w:val="single" w:sz="4" w:space="0" w:color="CCCCCC"/>
+            </w:tcBorders>
+            <w:shd w:val="clear" w:color="auto" w:fill="F4F7FA"/>
+            <w:tcMar>
+              <w:top w:w="60" w:type="dxa"/>
+              <w:left w:w="110" w:type="dxa"/>
+              <w:bottom w:w="60" w:type="dxa"/>
+              <w:right w:w="110" w:type="dxa"/>
+            </w:tcMar>
+            <w:vAlign w:val="center"/>
+          </w:tcPr>
+          <w:p>
+            <w:pPr>
+              <w:rPr>
+                <w:rFonts w:ascii="Arial" w:eastAsia="Arial" w:hAnsi="Arial" w:cs="Arial"/>
+                <w:sz w:val="18"/>
+                <w:szCs w:val="18"/>
+                <w:color w:val="1E2A36"/>
+              </w:rPr>
+            </w:pPr>
+            <w:r>
+              <w:rPr>
+                <w:rFonts w:ascii="Arial" w:eastAsia="Arial" w:hAnsi="Arial" w:cs="Arial"/>
+                <w:sz w:val="18"/>
+                <w:szCs w:val="18"/>
+                <w:color w:val="1E2A36"/>
+              </w:rPr>
+              <w:t>HWR-09 (운동센서 미포함)</w:t>
             </w:r>
           </w:p>
         </w:tc>
@@ -5117,7 +5235,7 @@
                 <w:sz w:val="18"/>
                 <w:szCs w:val="18"/>
               </w:rPr>
-              <w:t>각 차량은 횡방향 조향용 서보모터 1대를 탑재하고 Raspberry Pi 5의 PWM으로 직접 구동한다. 조향각 가동 범위는 TBD(차량 실측 후 확정)이며, PID 제어기 출력값을 추종할 수 있어야 한다. (근거: SYS-PLT-001 4장 시스템 구성 표, SRS-PLT-001 FR-04, CONS-04)</w:t>
+              <w:t>각 차량은 횡방향 조향용 서보모터 1대를 탑재하고 Raspberry Pi 5의 PWM으로 직접 구동한다. 조향각 가동 범위는 TBD(차량 실측 후 확정)이며, PWM 조향 지령을 개루프로 추종한다(조향각 센서 없음). (근거: SYS-PLT-001 4장 시스템 구성 표, SRS-PLT-001 FR-04, CONS-04)</w:t>
             </w:r>
             <w:r>
               <w:rPr>
@@ -7616,7 +7734,7 @@
               <w:jc w:val="center"/>
             </w:pPr>
             <w:r>
-              <w:t>CONS-02</w:t>
+              <w:t>-</w:t>
             </w:r>
           </w:p>
         </w:tc>
@@ -7997,7 +8115,7 @@
               <w:jc w:val="center"/>
             </w:pPr>
             <w:r>
-              <w:t>CONS-04</w:t>
+              <w:t>CONS-03</w:t>
             </w:r>
           </w:p>
         </w:tc>
@@ -8396,7 +8514,7 @@
                 <w:sz w:val="18"/>
                 <w:szCs w:val="18"/>
               </w:rPr>
-              <w:t>-</w:t>
+              <w:t>CONS-04</w:t>
             </w:r>
           </w:p>
         </w:tc>
@@ -8517,7 +8635,7 @@
               <w:jc w:val="center"/>
             </w:pPr>
             <w:r>
-              <w:t>CONS-01</w:t>
+              <w:t>CONS-01, CONS-05</w:t>
             </w:r>
           </w:p>
         </w:tc>
@@ -8974,7 +9092,7 @@
               <w:jc w:val="center"/>
             </w:pPr>
             <w:r>
-              <w:t>SyR-11</w:t>
+              <w:t>SyR-03, SyR-11</w:t>
             </w:r>
           </w:p>
         </w:tc>
